--- a/documents/diplomatic/131/transcription.docx
+++ b/documents/diplomatic/131/transcription.docx
@@ -70,52 +70,66 @@
           <w:vertAlign w:val="baseline"/>
           <w:rtl w:val="0"/>
         </w:rPr>
-        <w:t xml:space="preserve">Traduction</w:t>
-      </w:r>
-      <w:r>
-        <w:rPr>
-          <w:rtl w:val="0"/>
-        </w:rPr>
-      </w:r>
-    </w:p>
-    <w:p>
-      <w:pPr>
-        <w:keepNext w:val="0"/>
-        <w:keepLines w:val="0"/>
-        <w:pageBreakBefore w:val="0"/>
-        <w:widowControl w:val="1"/>
-        <w:pBdr>
-          <w:top w:space="0" w:sz="0" w:val="nil"/>
-          <w:left w:space="0" w:sz="0" w:val="nil"/>
-          <w:bottom w:space="0" w:sz="0" w:val="nil"/>
-          <w:right w:space="0" w:sz="0" w:val="nil"/>
-          <w:between w:space="0" w:sz="0" w:val="nil"/>
-        </w:pBdr>
-        <w:shd w:fill="auto" w:val="clear"/>
-        <w:spacing w:after="160" w:before="0" w:line="240" w:lineRule="auto"/>
-        <w:ind w:left="0" w:right="0" w:firstLine="0"/>
-        <w:jc w:val="left"/>
-        <w:rPr>
-          <w:rFonts w:ascii="Times New Roman" w:cs="Times New Roman" w:eastAsia="Times New Roman" w:hAnsi="Times New Roman"/>
-          <w:b w:val="0"/>
-          <w:bCs w:val="0"/>
-          <w:i w:val="0"/>
-          <w:iCs w:val="0"/>
-          <w:smallCaps w:val="0"/>
-          <w:strike w:val="0"/>
-          <w:color w:val="000000"/>
-          <w:sz w:val="24"/>
-          <w:szCs w:val="24"/>
-          <w:u w:val="none"/>
-          <w:shd w:fill="auto" w:val="clear"/>
-          <w:vertAlign w:val="baseline"/>
-        </w:rPr>
-      </w:pPr>
-      <w:r>
-        <w:rPr>
-          <w:rFonts w:ascii="Times New Roman" w:cs="Times New Roman" w:eastAsia="Times New Roman" w:hAnsi="Times New Roman"/>
-          <w:b w:val="0"/>
-          <w:bCs w:val="0"/>
+        <w:t xml:space="preserve">T</w:t>
+      </w:r>
+      <w:r>
+        <w:rPr>
+          <w:rFonts w:ascii="Times New Roman" w:cs="Times New Roman" w:eastAsia="Times New Roman" w:hAnsi="Times New Roman"/>
+          <w:b w:val="1"/>
+          <w:bCs w:val="1"/>
+          <w:i w:val="0"/>
+          <w:iCs w:val="0"/>
+          <w:smallCaps w:val="0"/>
+          <w:strike w:val="0"/>
+          <w:color w:val="000000"/>
+          <w:sz w:val="24"/>
+          <w:szCs w:val="24"/>
+          <w:u w:val="none"/>
+          <w:shd w:fill="auto" w:val="clear"/>
+          <w:vertAlign w:val="baseline"/>
+          <w:rtl w:val="0"/>
+        </w:rPr>
+        <w:t xml:space="preserve">raduction</w:t>
+      </w:r>
+    </w:p>
+    <w:p>
+      <w:pPr>
+        <w:keepNext w:val="0"/>
+        <w:keepLines w:val="0"/>
+        <w:pageBreakBefore w:val="0"/>
+        <w:widowControl w:val="1"/>
+        <w:pBdr>
+          <w:top w:space="0" w:sz="0" w:val="nil"/>
+          <w:left w:space="0" w:sz="0" w:val="nil"/>
+          <w:bottom w:space="0" w:sz="0" w:val="nil"/>
+          <w:right w:space="0" w:sz="0" w:val="nil"/>
+          <w:between w:space="0" w:sz="0" w:val="nil"/>
+        </w:pBdr>
+        <w:shd w:fill="auto" w:val="clear"/>
+        <w:spacing w:after="160" w:before="0" w:line="240" w:lineRule="auto"/>
+        <w:ind w:left="0" w:right="0" w:firstLine="0"/>
+        <w:jc w:val="left"/>
+        <w:rPr>
+          <w:rFonts w:ascii="Times New Roman" w:cs="Times New Roman" w:eastAsia="Times New Roman" w:hAnsi="Times New Roman"/>
+          <w:b w:val="1"/>
+          <w:bCs w:val="1"/>
+          <w:i w:val="0"/>
+          <w:iCs w:val="0"/>
+          <w:smallCaps w:val="0"/>
+          <w:strike w:val="0"/>
+          <w:color w:val="000000"/>
+          <w:sz w:val="24"/>
+          <w:szCs w:val="24"/>
+          <w:u w:val="none"/>
+          <w:shd w:fill="auto" w:val="clear"/>
+          <w:vertAlign w:val="baseline"/>
+        </w:rPr>
+      </w:pPr>
+      <w:r>
+        <w:rPr>
+          <w:rFonts w:ascii="Times New Roman" w:cs="Times New Roman" w:eastAsia="Times New Roman" w:hAnsi="Times New Roman"/>
+          <w:b w:val="1"/>
+          <w:bCs w:val="1"/>
           <w:i w:val="0"/>
           <w:iCs w:val="0"/>
           <w:smallCaps w:val="0"/>
@@ -150,25 +164,25 @@
         <w:jc w:val="left"/>
         <w:rPr>
           <w:rFonts w:ascii="Times New Roman" w:cs="Times New Roman" w:eastAsia="Times New Roman" w:hAnsi="Times New Roman"/>
-          <w:b w:val="0"/>
-          <w:bCs w:val="0"/>
-          <w:i w:val="0"/>
-          <w:iCs w:val="0"/>
-          <w:smallCaps w:val="0"/>
-          <w:strike w:val="0"/>
-          <w:color w:val="000000"/>
-          <w:sz w:val="24"/>
-          <w:szCs w:val="24"/>
-          <w:u w:val="none"/>
-          <w:shd w:fill="auto" w:val="clear"/>
-          <w:vertAlign w:val="baseline"/>
-        </w:rPr>
-      </w:pPr>
-      <w:r>
-        <w:rPr>
-          <w:rFonts w:ascii="Times New Roman" w:cs="Times New Roman" w:eastAsia="Times New Roman" w:hAnsi="Times New Roman"/>
-          <w:b w:val="0"/>
-          <w:bCs w:val="0"/>
+          <w:b w:val="1"/>
+          <w:bCs w:val="1"/>
+          <w:i w:val="0"/>
+          <w:iCs w:val="0"/>
+          <w:smallCaps w:val="0"/>
+          <w:strike w:val="0"/>
+          <w:color w:val="000000"/>
+          <w:sz w:val="24"/>
+          <w:szCs w:val="24"/>
+          <w:u w:val="none"/>
+          <w:shd w:fill="auto" w:val="clear"/>
+          <w:vertAlign w:val="baseline"/>
+        </w:rPr>
+      </w:pPr>
+      <w:r>
+        <w:rPr>
+          <w:rFonts w:ascii="Times New Roman" w:cs="Times New Roman" w:eastAsia="Times New Roman" w:hAnsi="Times New Roman"/>
+          <w:b w:val="1"/>
+          <w:bCs w:val="1"/>
           <w:i w:val="0"/>
           <w:iCs w:val="0"/>
           <w:smallCaps w:val="0"/>
@@ -203,25 +217,25 @@
         <w:jc w:val="left"/>
         <w:rPr>
           <w:rFonts w:ascii="Times New Roman" w:cs="Times New Roman" w:eastAsia="Times New Roman" w:hAnsi="Times New Roman"/>
-          <w:b w:val="0"/>
-          <w:bCs w:val="0"/>
-          <w:i w:val="0"/>
-          <w:iCs w:val="0"/>
-          <w:smallCaps w:val="0"/>
-          <w:strike w:val="0"/>
-          <w:color w:val="000000"/>
-          <w:sz w:val="24"/>
-          <w:szCs w:val="24"/>
-          <w:u w:val="none"/>
-          <w:shd w:fill="auto" w:val="clear"/>
-          <w:vertAlign w:val="baseline"/>
-        </w:rPr>
-      </w:pPr>
-      <w:r>
-        <w:rPr>
-          <w:rFonts w:ascii="Times New Roman" w:cs="Times New Roman" w:eastAsia="Times New Roman" w:hAnsi="Times New Roman"/>
-          <w:b w:val="0"/>
-          <w:bCs w:val="0"/>
+          <w:b w:val="1"/>
+          <w:bCs w:val="1"/>
+          <w:i w:val="0"/>
+          <w:iCs w:val="0"/>
+          <w:smallCaps w:val="0"/>
+          <w:strike w:val="0"/>
+          <w:color w:val="000000"/>
+          <w:sz w:val="24"/>
+          <w:szCs w:val="24"/>
+          <w:u w:val="none"/>
+          <w:shd w:fill="auto" w:val="clear"/>
+          <w:vertAlign w:val="baseline"/>
+        </w:rPr>
+      </w:pPr>
+      <w:r>
+        <w:rPr>
+          <w:rFonts w:ascii="Times New Roman" w:cs="Times New Roman" w:eastAsia="Times New Roman" w:hAnsi="Times New Roman"/>
+          <w:b w:val="1"/>
+          <w:bCs w:val="1"/>
           <w:i w:val="0"/>
           <w:iCs w:val="0"/>
           <w:smallCaps w:val="0"/>
@@ -256,25 +270,25 @@
         <w:jc w:val="left"/>
         <w:rPr>
           <w:rFonts w:ascii="Times New Roman" w:cs="Times New Roman" w:eastAsia="Times New Roman" w:hAnsi="Times New Roman"/>
-          <w:b w:val="0"/>
-          <w:bCs w:val="0"/>
-          <w:i w:val="0"/>
-          <w:iCs w:val="0"/>
-          <w:smallCaps w:val="0"/>
-          <w:strike w:val="0"/>
-          <w:color w:val="000000"/>
-          <w:sz w:val="24"/>
-          <w:szCs w:val="24"/>
-          <w:u w:val="none"/>
-          <w:shd w:fill="auto" w:val="clear"/>
-          <w:vertAlign w:val="baseline"/>
-        </w:rPr>
-      </w:pPr>
-      <w:r>
-        <w:rPr>
-          <w:rFonts w:ascii="Times New Roman" w:cs="Times New Roman" w:eastAsia="Times New Roman" w:hAnsi="Times New Roman"/>
-          <w:b w:val="0"/>
-          <w:bCs w:val="0"/>
+          <w:b w:val="1"/>
+          <w:bCs w:val="1"/>
+          <w:i w:val="0"/>
+          <w:iCs w:val="0"/>
+          <w:smallCaps w:val="0"/>
+          <w:strike w:val="0"/>
+          <w:color w:val="000000"/>
+          <w:sz w:val="24"/>
+          <w:szCs w:val="24"/>
+          <w:u w:val="none"/>
+          <w:shd w:fill="auto" w:val="clear"/>
+          <w:vertAlign w:val="baseline"/>
+        </w:rPr>
+      </w:pPr>
+      <w:r>
+        <w:rPr>
+          <w:rFonts w:ascii="Times New Roman" w:cs="Times New Roman" w:eastAsia="Times New Roman" w:hAnsi="Times New Roman"/>
+          <w:b w:val="1"/>
+          <w:bCs w:val="1"/>
           <w:i w:val="0"/>
           <w:iCs w:val="0"/>
           <w:smallCaps w:val="0"/>
@@ -309,25 +323,25 @@
         <w:jc w:val="left"/>
         <w:rPr>
           <w:rFonts w:ascii="Times New Roman" w:cs="Times New Roman" w:eastAsia="Times New Roman" w:hAnsi="Times New Roman"/>
-          <w:b w:val="0"/>
-          <w:bCs w:val="0"/>
-          <w:i w:val="0"/>
-          <w:iCs w:val="0"/>
-          <w:smallCaps w:val="0"/>
-          <w:strike w:val="0"/>
-          <w:color w:val="000000"/>
-          <w:sz w:val="24"/>
-          <w:szCs w:val="24"/>
-          <w:u w:val="none"/>
-          <w:shd w:fill="auto" w:val="clear"/>
-          <w:vertAlign w:val="baseline"/>
-        </w:rPr>
-      </w:pPr>
-      <w:r>
-        <w:rPr>
-          <w:rFonts w:ascii="Times New Roman" w:cs="Times New Roman" w:eastAsia="Times New Roman" w:hAnsi="Times New Roman"/>
-          <w:b w:val="0"/>
-          <w:bCs w:val="0"/>
+          <w:b w:val="1"/>
+          <w:bCs w:val="1"/>
+          <w:i w:val="0"/>
+          <w:iCs w:val="0"/>
+          <w:smallCaps w:val="0"/>
+          <w:strike w:val="0"/>
+          <w:color w:val="000000"/>
+          <w:sz w:val="24"/>
+          <w:szCs w:val="24"/>
+          <w:u w:val="none"/>
+          <w:shd w:fill="auto" w:val="clear"/>
+          <w:vertAlign w:val="baseline"/>
+        </w:rPr>
+      </w:pPr>
+      <w:r>
+        <w:rPr>
+          <w:rFonts w:ascii="Times New Roman" w:cs="Times New Roman" w:eastAsia="Times New Roman" w:hAnsi="Times New Roman"/>
+          <w:b w:val="1"/>
+          <w:bCs w:val="1"/>
           <w:i w:val="0"/>
           <w:iCs w:val="0"/>
           <w:smallCaps w:val="0"/>
@@ -362,25 +376,25 @@
         <w:jc w:val="left"/>
         <w:rPr>
           <w:rFonts w:ascii="Times New Roman" w:cs="Times New Roman" w:eastAsia="Times New Roman" w:hAnsi="Times New Roman"/>
-          <w:b w:val="0"/>
-          <w:bCs w:val="0"/>
-          <w:i w:val="0"/>
-          <w:iCs w:val="0"/>
-          <w:smallCaps w:val="0"/>
-          <w:strike w:val="0"/>
-          <w:color w:val="000000"/>
-          <w:sz w:val="24"/>
-          <w:szCs w:val="24"/>
-          <w:u w:val="none"/>
-          <w:shd w:fill="auto" w:val="clear"/>
-          <w:vertAlign w:val="baseline"/>
-        </w:rPr>
-      </w:pPr>
-      <w:r>
-        <w:rPr>
-          <w:rFonts w:ascii="Times New Roman" w:cs="Times New Roman" w:eastAsia="Times New Roman" w:hAnsi="Times New Roman"/>
-          <w:b w:val="0"/>
-          <w:bCs w:val="0"/>
+          <w:b w:val="1"/>
+          <w:bCs w:val="1"/>
+          <w:i w:val="0"/>
+          <w:iCs w:val="0"/>
+          <w:smallCaps w:val="0"/>
+          <w:strike w:val="0"/>
+          <w:color w:val="000000"/>
+          <w:sz w:val="24"/>
+          <w:szCs w:val="24"/>
+          <w:u w:val="none"/>
+          <w:shd w:fill="auto" w:val="clear"/>
+          <w:vertAlign w:val="baseline"/>
+        </w:rPr>
+      </w:pPr>
+      <w:r>
+        <w:rPr>
+          <w:rFonts w:ascii="Times New Roman" w:cs="Times New Roman" w:eastAsia="Times New Roman" w:hAnsi="Times New Roman"/>
+          <w:b w:val="1"/>
+          <w:bCs w:val="1"/>
           <w:i w:val="0"/>
           <w:iCs w:val="0"/>
           <w:smallCaps w:val="0"/>
@@ -401,12 +415,16 @@
         <w:spacing w:after="280" w:before="280" w:line="240" w:lineRule="auto"/>
         <w:rPr>
           <w:rFonts w:ascii="Times New Roman" w:cs="Times New Roman" w:eastAsia="Times New Roman" w:hAnsi="Times New Roman"/>
-          <w:color w:val="000000"/>
-        </w:rPr>
-      </w:pPr>
-      <w:r>
-        <w:rPr>
-          <w:rFonts w:ascii="Times New Roman" w:cs="Times New Roman" w:eastAsia="Times New Roman" w:hAnsi="Times New Roman"/>
+          <w:b w:val="1"/>
+          <w:bCs w:val="1"/>
+          <w:color w:val="000000"/>
+        </w:rPr>
+      </w:pPr>
+      <w:r>
+        <w:rPr>
+          <w:rFonts w:ascii="Times New Roman" w:cs="Times New Roman" w:eastAsia="Times New Roman" w:hAnsi="Times New Roman"/>
+          <w:b w:val="1"/>
+          <w:bCs w:val="1"/>
           <w:color w:val="000000"/>
           <w:rtl w:val="0"/>
         </w:rPr>
@@ -418,12 +436,16 @@
         <w:spacing w:after="280" w:before="280" w:line="240" w:lineRule="auto"/>
         <w:rPr>
           <w:rFonts w:ascii="Times New Roman" w:cs="Times New Roman" w:eastAsia="Times New Roman" w:hAnsi="Times New Roman"/>
-          <w:color w:val="000000"/>
-        </w:rPr>
-      </w:pPr>
-      <w:r>
-        <w:rPr>
-          <w:rFonts w:ascii="Times New Roman" w:cs="Times New Roman" w:eastAsia="Times New Roman" w:hAnsi="Times New Roman"/>
+          <w:b w:val="1"/>
+          <w:bCs w:val="1"/>
+          <w:color w:val="000000"/>
+        </w:rPr>
+      </w:pPr>
+      <w:r>
+        <w:rPr>
+          <w:rFonts w:ascii="Times New Roman" w:cs="Times New Roman" w:eastAsia="Times New Roman" w:hAnsi="Times New Roman"/>
+          <w:b w:val="1"/>
+          <w:bCs w:val="1"/>
           <w:color w:val="000000"/>
           <w:rtl w:val="0"/>
         </w:rPr>
@@ -435,12 +457,16 @@
         <w:spacing w:after="280" w:before="280" w:line="240" w:lineRule="auto"/>
         <w:rPr>
           <w:rFonts w:ascii="Times New Roman" w:cs="Times New Roman" w:eastAsia="Times New Roman" w:hAnsi="Times New Roman"/>
-          <w:color w:val="000000"/>
-        </w:rPr>
-      </w:pPr>
-      <w:r>
-        <w:rPr>
-          <w:rFonts w:ascii="Times New Roman" w:cs="Times New Roman" w:eastAsia="Times New Roman" w:hAnsi="Times New Roman"/>
+          <w:b w:val="1"/>
+          <w:bCs w:val="1"/>
+          <w:color w:val="000000"/>
+        </w:rPr>
+      </w:pPr>
+      <w:r>
+        <w:rPr>
+          <w:rFonts w:ascii="Times New Roman" w:cs="Times New Roman" w:eastAsia="Times New Roman" w:hAnsi="Times New Roman"/>
+          <w:b w:val="1"/>
+          <w:bCs w:val="1"/>
           <w:color w:val="000000"/>
           <w:rtl w:val="0"/>
         </w:rPr>
@@ -1530,25 +1556,25 @@
         <w:jc w:val="left"/>
         <w:rPr>
           <w:rFonts w:ascii="Times New Roman" w:cs="Times New Roman" w:eastAsia="Times New Roman" w:hAnsi="Times New Roman"/>
-          <w:b w:val="0"/>
-          <w:bCs w:val="0"/>
-          <w:i w:val="0"/>
-          <w:iCs w:val="0"/>
-          <w:smallCaps w:val="0"/>
-          <w:strike w:val="0"/>
-          <w:color w:val="000000"/>
-          <w:sz w:val="24"/>
-          <w:szCs w:val="24"/>
-          <w:u w:val="none"/>
-          <w:shd w:fill="auto" w:val="clear"/>
-          <w:vertAlign w:val="baseline"/>
-        </w:rPr>
-      </w:pPr>
-      <w:r>
-        <w:rPr>
-          <w:rFonts w:ascii="Times New Roman" w:cs="Times New Roman" w:eastAsia="Times New Roman" w:hAnsi="Times New Roman"/>
-          <w:b w:val="0"/>
-          <w:bCs w:val="0"/>
+          <w:b w:val="1"/>
+          <w:bCs w:val="1"/>
+          <w:i w:val="0"/>
+          <w:iCs w:val="0"/>
+          <w:smallCaps w:val="0"/>
+          <w:strike w:val="0"/>
+          <w:color w:val="000000"/>
+          <w:sz w:val="24"/>
+          <w:szCs w:val="24"/>
+          <w:u w:val="none"/>
+          <w:shd w:fill="auto" w:val="clear"/>
+          <w:vertAlign w:val="baseline"/>
+        </w:rPr>
+      </w:pPr>
+      <w:r>
+        <w:rPr>
+          <w:rFonts w:ascii="Times New Roman" w:cs="Times New Roman" w:eastAsia="Times New Roman" w:hAnsi="Times New Roman"/>
+          <w:b w:val="1"/>
+          <w:bCs w:val="1"/>
           <w:i w:val="0"/>
           <w:iCs w:val="0"/>
           <w:smallCaps w:val="0"/>
@@ -1583,25 +1609,25 @@
         <w:jc w:val="left"/>
         <w:rPr>
           <w:rFonts w:ascii="Times New Roman" w:cs="Times New Roman" w:eastAsia="Times New Roman" w:hAnsi="Times New Roman"/>
-          <w:b w:val="0"/>
-          <w:bCs w:val="0"/>
-          <w:i w:val="0"/>
-          <w:iCs w:val="0"/>
-          <w:smallCaps w:val="0"/>
-          <w:strike w:val="0"/>
-          <w:color w:val="000000"/>
-          <w:sz w:val="24"/>
-          <w:szCs w:val="24"/>
-          <w:u w:val="none"/>
-          <w:shd w:fill="auto" w:val="clear"/>
-          <w:vertAlign w:val="baseline"/>
-        </w:rPr>
-      </w:pPr>
-      <w:r>
-        <w:rPr>
-          <w:rFonts w:ascii="Times New Roman" w:cs="Times New Roman" w:eastAsia="Times New Roman" w:hAnsi="Times New Roman"/>
-          <w:b w:val="0"/>
-          <w:bCs w:val="0"/>
+          <w:b w:val="1"/>
+          <w:bCs w:val="1"/>
+          <w:i w:val="0"/>
+          <w:iCs w:val="0"/>
+          <w:smallCaps w:val="0"/>
+          <w:strike w:val="0"/>
+          <w:color w:val="000000"/>
+          <w:sz w:val="24"/>
+          <w:szCs w:val="24"/>
+          <w:u w:val="none"/>
+          <w:shd w:fill="auto" w:val="clear"/>
+          <w:vertAlign w:val="baseline"/>
+        </w:rPr>
+      </w:pPr>
+      <w:r>
+        <w:rPr>
+          <w:rFonts w:ascii="Times New Roman" w:cs="Times New Roman" w:eastAsia="Times New Roman" w:hAnsi="Times New Roman"/>
+          <w:b w:val="1"/>
+          <w:bCs w:val="1"/>
           <w:i w:val="0"/>
           <w:iCs w:val="0"/>
           <w:smallCaps w:val="0"/>
@@ -1638,25 +1664,25 @@
         <w:jc w:val="left"/>
         <w:rPr>
           <w:rFonts w:ascii="Times New Roman" w:cs="Times New Roman" w:eastAsia="Times New Roman" w:hAnsi="Times New Roman"/>
-          <w:b w:val="0"/>
-          <w:bCs w:val="0"/>
-          <w:i w:val="0"/>
-          <w:iCs w:val="0"/>
-          <w:smallCaps w:val="0"/>
-          <w:strike w:val="0"/>
-          <w:color w:val="000000"/>
-          <w:sz w:val="24"/>
-          <w:szCs w:val="24"/>
-          <w:u w:val="none"/>
-          <w:shd w:fill="auto" w:val="clear"/>
-          <w:vertAlign w:val="baseline"/>
-        </w:rPr>
-      </w:pPr>
-      <w:r>
-        <w:rPr>
-          <w:rFonts w:ascii="Times New Roman" w:cs="Times New Roman" w:eastAsia="Times New Roman" w:hAnsi="Times New Roman"/>
-          <w:b w:val="0"/>
-          <w:bCs w:val="0"/>
+          <w:b w:val="1"/>
+          <w:bCs w:val="1"/>
+          <w:i w:val="0"/>
+          <w:iCs w:val="0"/>
+          <w:smallCaps w:val="0"/>
+          <w:strike w:val="0"/>
+          <w:color w:val="000000"/>
+          <w:sz w:val="24"/>
+          <w:szCs w:val="24"/>
+          <w:u w:val="none"/>
+          <w:shd w:fill="auto" w:val="clear"/>
+          <w:vertAlign w:val="baseline"/>
+        </w:rPr>
+      </w:pPr>
+      <w:r>
+        <w:rPr>
+          <w:rFonts w:ascii="Times New Roman" w:cs="Times New Roman" w:eastAsia="Times New Roman" w:hAnsi="Times New Roman"/>
+          <w:b w:val="1"/>
+          <w:bCs w:val="1"/>
           <w:i w:val="0"/>
           <w:iCs w:val="0"/>
           <w:smallCaps w:val="0"/>
@@ -1708,8 +1734,8 @@
       <w:r>
         <w:rPr>
           <w:rFonts w:ascii="Times New Roman" w:cs="Times New Roman" w:eastAsia="Times New Roman" w:hAnsi="Times New Roman"/>
-          <w:b w:val="0"/>
-          <w:bCs w:val="0"/>
+          <w:b w:val="1"/>
+          <w:bCs w:val="1"/>
           <w:i w:val="0"/>
           <w:iCs w:val="0"/>
           <w:smallCaps w:val="0"/>
@@ -1724,50 +1750,45 @@
         </w:rPr>
         <w:t xml:space="preserve">Altesse,</w:t>
       </w:r>
-      <w:r>
-        <w:rPr>
-          <w:rtl w:val="0"/>
-        </w:rPr>
-      </w:r>
-    </w:p>
-    <w:p>
-      <w:pPr>
-        <w:keepNext w:val="0"/>
-        <w:keepLines w:val="0"/>
-        <w:pageBreakBefore w:val="0"/>
-        <w:widowControl w:val="1"/>
-        <w:pBdr>
-          <w:top w:space="0" w:sz="0" w:val="nil"/>
-          <w:left w:space="0" w:sz="0" w:val="nil"/>
-          <w:bottom w:space="0" w:sz="0" w:val="nil"/>
-          <w:right w:space="0" w:sz="0" w:val="nil"/>
-          <w:between w:space="0" w:sz="0" w:val="nil"/>
-        </w:pBdr>
-        <w:shd w:fill="auto" w:val="clear"/>
-        <w:spacing w:after="160" w:before="0" w:line="240" w:lineRule="auto"/>
-        <w:ind w:left="0" w:right="0" w:firstLine="0"/>
-        <w:jc w:val="left"/>
-        <w:rPr>
-          <w:rFonts w:ascii="Times New Roman" w:cs="Times New Roman" w:eastAsia="Times New Roman" w:hAnsi="Times New Roman"/>
-          <w:b w:val="0"/>
-          <w:bCs w:val="0"/>
-          <w:i w:val="0"/>
-          <w:iCs w:val="0"/>
-          <w:smallCaps w:val="0"/>
-          <w:strike w:val="0"/>
-          <w:color w:val="000000"/>
-          <w:sz w:val="24"/>
-          <w:szCs w:val="24"/>
-          <w:u w:val="none"/>
-          <w:shd w:fill="auto" w:val="clear"/>
-          <w:vertAlign w:val="baseline"/>
-        </w:rPr>
-      </w:pPr>
-      <w:r>
-        <w:rPr>
-          <w:rFonts w:ascii="Times New Roman" w:cs="Times New Roman" w:eastAsia="Times New Roman" w:hAnsi="Times New Roman"/>
-          <w:b w:val="0"/>
-          <w:bCs w:val="0"/>
+    </w:p>
+    <w:p>
+      <w:pPr>
+        <w:keepNext w:val="0"/>
+        <w:keepLines w:val="0"/>
+        <w:pageBreakBefore w:val="0"/>
+        <w:widowControl w:val="1"/>
+        <w:pBdr>
+          <w:top w:space="0" w:sz="0" w:val="nil"/>
+          <w:left w:space="0" w:sz="0" w:val="nil"/>
+          <w:bottom w:space="0" w:sz="0" w:val="nil"/>
+          <w:right w:space="0" w:sz="0" w:val="nil"/>
+          <w:between w:space="0" w:sz="0" w:val="nil"/>
+        </w:pBdr>
+        <w:shd w:fill="auto" w:val="clear"/>
+        <w:spacing w:after="160" w:before="0" w:line="240" w:lineRule="auto"/>
+        <w:ind w:left="0" w:right="0" w:firstLine="0"/>
+        <w:jc w:val="left"/>
+        <w:rPr>
+          <w:rFonts w:ascii="Times New Roman" w:cs="Times New Roman" w:eastAsia="Times New Roman" w:hAnsi="Times New Roman"/>
+          <w:b w:val="1"/>
+          <w:bCs w:val="1"/>
+          <w:i w:val="0"/>
+          <w:iCs w:val="0"/>
+          <w:smallCaps w:val="0"/>
+          <w:strike w:val="0"/>
+          <w:color w:val="000000"/>
+          <w:sz w:val="24"/>
+          <w:szCs w:val="24"/>
+          <w:u w:val="none"/>
+          <w:shd w:fill="auto" w:val="clear"/>
+          <w:vertAlign w:val="baseline"/>
+        </w:rPr>
+      </w:pPr>
+      <w:r>
+        <w:rPr>
+          <w:rFonts w:ascii="Times New Roman" w:cs="Times New Roman" w:eastAsia="Times New Roman" w:hAnsi="Times New Roman"/>
+          <w:b w:val="1"/>
+          <w:bCs w:val="1"/>
           <w:i w:val="0"/>
           <w:iCs w:val="0"/>
           <w:smallCaps w:val="0"/>
@@ -1802,25 +1823,25 @@
         <w:jc w:val="left"/>
         <w:rPr>
           <w:rFonts w:ascii="Times New Roman" w:cs="Times New Roman" w:eastAsia="Times New Roman" w:hAnsi="Times New Roman"/>
-          <w:b w:val="0"/>
-          <w:bCs w:val="0"/>
-          <w:i w:val="0"/>
-          <w:iCs w:val="0"/>
-          <w:smallCaps w:val="0"/>
-          <w:strike w:val="0"/>
-          <w:color w:val="000000"/>
-          <w:sz w:val="24"/>
-          <w:szCs w:val="24"/>
-          <w:u w:val="none"/>
-          <w:shd w:fill="auto" w:val="clear"/>
-          <w:vertAlign w:val="baseline"/>
-        </w:rPr>
-      </w:pPr>
-      <w:r>
-        <w:rPr>
-          <w:rFonts w:ascii="Times New Roman" w:cs="Times New Roman" w:eastAsia="Times New Roman" w:hAnsi="Times New Roman"/>
-          <w:b w:val="0"/>
-          <w:bCs w:val="0"/>
+          <w:b w:val="1"/>
+          <w:bCs w:val="1"/>
+          <w:i w:val="0"/>
+          <w:iCs w:val="0"/>
+          <w:smallCaps w:val="0"/>
+          <w:strike w:val="0"/>
+          <w:color w:val="000000"/>
+          <w:sz w:val="24"/>
+          <w:szCs w:val="24"/>
+          <w:u w:val="none"/>
+          <w:shd w:fill="auto" w:val="clear"/>
+          <w:vertAlign w:val="baseline"/>
+        </w:rPr>
+      </w:pPr>
+      <w:r>
+        <w:rPr>
+          <w:rFonts w:ascii="Times New Roman" w:cs="Times New Roman" w:eastAsia="Times New Roman" w:hAnsi="Times New Roman"/>
+          <w:b w:val="1"/>
+          <w:bCs w:val="1"/>
           <w:i w:val="0"/>
           <w:iCs w:val="0"/>
           <w:smallCaps w:val="0"/>
@@ -1838,6 +1859,8 @@
       <w:r>
         <w:rPr>
           <w:rFonts w:ascii="Times New Roman" w:cs="Times New Roman" w:eastAsia="Times New Roman" w:hAnsi="Times New Roman"/>
+          <w:b w:val="1"/>
+          <w:bCs w:val="1"/>
           <w:rtl w:val="0"/>
         </w:rPr>
         <w:t xml:space="preserve">bien vouloir</w:t>
@@ -1845,8 +1868,8 @@
       <w:r>
         <w:rPr>
           <w:rFonts w:ascii="Times New Roman" w:cs="Times New Roman" w:eastAsia="Times New Roman" w:hAnsi="Times New Roman"/>
-          <w:b w:val="0"/>
-          <w:bCs w:val="0"/>
+          <w:b w:val="1"/>
+          <w:bCs w:val="1"/>
           <w:i w:val="0"/>
           <w:iCs w:val="0"/>
           <w:smallCaps w:val="0"/>
@@ -1864,6 +1887,8 @@
       <w:r>
         <w:rPr>
           <w:rFonts w:ascii="Times New Roman" w:cs="Times New Roman" w:eastAsia="Times New Roman" w:hAnsi="Times New Roman"/>
+          <w:b w:val="1"/>
+          <w:bCs w:val="1"/>
           <w:rtl w:val="0"/>
         </w:rPr>
         <w:t xml:space="preserve">tout</w:t>
@@ -1871,8 +1896,8 @@
       <w:r>
         <w:rPr>
           <w:rFonts w:ascii="Times New Roman" w:cs="Times New Roman" w:eastAsia="Times New Roman" w:hAnsi="Times New Roman"/>
-          <w:b w:val="0"/>
-          <w:bCs w:val="0"/>
+          <w:b w:val="1"/>
+          <w:bCs w:val="1"/>
           <w:i w:val="0"/>
           <w:iCs w:val="0"/>
           <w:smallCaps w:val="0"/>
@@ -1907,25 +1932,25 @@
         <w:jc w:val="left"/>
         <w:rPr>
           <w:rFonts w:ascii="Times New Roman" w:cs="Times New Roman" w:eastAsia="Times New Roman" w:hAnsi="Times New Roman"/>
-          <w:b w:val="0"/>
-          <w:bCs w:val="0"/>
-          <w:i w:val="0"/>
-          <w:iCs w:val="0"/>
-          <w:smallCaps w:val="0"/>
-          <w:strike w:val="0"/>
-          <w:color w:val="000000"/>
-          <w:sz w:val="24"/>
-          <w:szCs w:val="24"/>
-          <w:u w:val="none"/>
-          <w:shd w:fill="auto" w:val="clear"/>
-          <w:vertAlign w:val="baseline"/>
-        </w:rPr>
-      </w:pPr>
-      <w:r>
-        <w:rPr>
-          <w:rFonts w:ascii="Times New Roman" w:cs="Times New Roman" w:eastAsia="Times New Roman" w:hAnsi="Times New Roman"/>
-          <w:b w:val="0"/>
-          <w:bCs w:val="0"/>
+          <w:b w:val="1"/>
+          <w:bCs w:val="1"/>
+          <w:i w:val="0"/>
+          <w:iCs w:val="0"/>
+          <w:smallCaps w:val="0"/>
+          <w:strike w:val="0"/>
+          <w:color w:val="000000"/>
+          <w:sz w:val="24"/>
+          <w:szCs w:val="24"/>
+          <w:u w:val="none"/>
+          <w:shd w:fill="auto" w:val="clear"/>
+          <w:vertAlign w:val="baseline"/>
+        </w:rPr>
+      </w:pPr>
+      <w:r>
+        <w:rPr>
+          <w:rFonts w:ascii="Times New Roman" w:cs="Times New Roman" w:eastAsia="Times New Roman" w:hAnsi="Times New Roman"/>
+          <w:b w:val="1"/>
+          <w:bCs w:val="1"/>
           <w:i w:val="0"/>
           <w:iCs w:val="0"/>
           <w:smallCaps w:val="0"/>
@@ -1960,25 +1985,25 @@
         <w:jc w:val="left"/>
         <w:rPr>
           <w:rFonts w:ascii="Times New Roman" w:cs="Times New Roman" w:eastAsia="Times New Roman" w:hAnsi="Times New Roman"/>
-          <w:b w:val="0"/>
-          <w:bCs w:val="0"/>
-          <w:i w:val="0"/>
-          <w:iCs w:val="0"/>
-          <w:smallCaps w:val="0"/>
-          <w:strike w:val="0"/>
-          <w:color w:val="000000"/>
-          <w:sz w:val="24"/>
-          <w:szCs w:val="24"/>
-          <w:u w:val="none"/>
-          <w:shd w:fill="auto" w:val="clear"/>
-          <w:vertAlign w:val="baseline"/>
-        </w:rPr>
-      </w:pPr>
-      <w:r>
-        <w:rPr>
-          <w:rFonts w:ascii="Times New Roman" w:cs="Times New Roman" w:eastAsia="Times New Roman" w:hAnsi="Times New Roman"/>
-          <w:b w:val="0"/>
-          <w:bCs w:val="0"/>
+          <w:b w:val="1"/>
+          <w:bCs w:val="1"/>
+          <w:i w:val="0"/>
+          <w:iCs w:val="0"/>
+          <w:smallCaps w:val="0"/>
+          <w:strike w:val="0"/>
+          <w:color w:val="000000"/>
+          <w:sz w:val="24"/>
+          <w:szCs w:val="24"/>
+          <w:u w:val="none"/>
+          <w:shd w:fill="auto" w:val="clear"/>
+          <w:vertAlign w:val="baseline"/>
+        </w:rPr>
+      </w:pPr>
+      <w:r>
+        <w:rPr>
+          <w:rFonts w:ascii="Times New Roman" w:cs="Times New Roman" w:eastAsia="Times New Roman" w:hAnsi="Times New Roman"/>
+          <w:b w:val="1"/>
+          <w:bCs w:val="1"/>
           <w:i w:val="0"/>
           <w:iCs w:val="0"/>
           <w:smallCaps w:val="0"/>
@@ -2013,25 +2038,25 @@
         <w:jc w:val="left"/>
         <w:rPr>
           <w:rFonts w:ascii="Times New Roman" w:cs="Times New Roman" w:eastAsia="Times New Roman" w:hAnsi="Times New Roman"/>
-          <w:b w:val="0"/>
-          <w:bCs w:val="0"/>
-          <w:i w:val="0"/>
-          <w:iCs w:val="0"/>
-          <w:smallCaps w:val="0"/>
-          <w:strike w:val="0"/>
-          <w:color w:val="000000"/>
-          <w:sz w:val="24"/>
-          <w:szCs w:val="24"/>
-          <w:u w:val="none"/>
-          <w:shd w:fill="auto" w:val="clear"/>
-          <w:vertAlign w:val="baseline"/>
-        </w:rPr>
-      </w:pPr>
-      <w:r>
-        <w:rPr>
-          <w:rFonts w:ascii="Times New Roman" w:cs="Times New Roman" w:eastAsia="Times New Roman" w:hAnsi="Times New Roman"/>
-          <w:b w:val="0"/>
-          <w:bCs w:val="0"/>
+          <w:b w:val="1"/>
+          <w:bCs w:val="1"/>
+          <w:i w:val="0"/>
+          <w:iCs w:val="0"/>
+          <w:smallCaps w:val="0"/>
+          <w:strike w:val="0"/>
+          <w:color w:val="000000"/>
+          <w:sz w:val="24"/>
+          <w:szCs w:val="24"/>
+          <w:u w:val="none"/>
+          <w:shd w:fill="auto" w:val="clear"/>
+          <w:vertAlign w:val="baseline"/>
+        </w:rPr>
+      </w:pPr>
+      <w:r>
+        <w:rPr>
+          <w:rFonts w:ascii="Times New Roman" w:cs="Times New Roman" w:eastAsia="Times New Roman" w:hAnsi="Times New Roman"/>
+          <w:b w:val="1"/>
+          <w:bCs w:val="1"/>
           <w:i w:val="0"/>
           <w:iCs w:val="0"/>
           <w:smallCaps w:val="0"/>
@@ -2066,25 +2091,25 @@
         <w:jc w:val="left"/>
         <w:rPr>
           <w:rFonts w:ascii="Times New Roman" w:cs="Times New Roman" w:eastAsia="Times New Roman" w:hAnsi="Times New Roman"/>
-          <w:b w:val="0"/>
-          <w:bCs w:val="0"/>
-          <w:i w:val="0"/>
-          <w:iCs w:val="0"/>
-          <w:smallCaps w:val="0"/>
-          <w:strike w:val="0"/>
-          <w:color w:val="000000"/>
-          <w:sz w:val="24"/>
-          <w:szCs w:val="24"/>
-          <w:u w:val="none"/>
-          <w:shd w:fill="auto" w:val="clear"/>
-          <w:vertAlign w:val="baseline"/>
-        </w:rPr>
-      </w:pPr>
-      <w:r>
-        <w:rPr>
-          <w:rFonts w:ascii="Times New Roman" w:cs="Times New Roman" w:eastAsia="Times New Roman" w:hAnsi="Times New Roman"/>
-          <w:b w:val="0"/>
-          <w:bCs w:val="0"/>
+          <w:b w:val="1"/>
+          <w:bCs w:val="1"/>
+          <w:i w:val="0"/>
+          <w:iCs w:val="0"/>
+          <w:smallCaps w:val="0"/>
+          <w:strike w:val="0"/>
+          <w:color w:val="000000"/>
+          <w:sz w:val="24"/>
+          <w:szCs w:val="24"/>
+          <w:u w:val="none"/>
+          <w:shd w:fill="auto" w:val="clear"/>
+          <w:vertAlign w:val="baseline"/>
+        </w:rPr>
+      </w:pPr>
+      <w:r>
+        <w:rPr>
+          <w:rFonts w:ascii="Times New Roman" w:cs="Times New Roman" w:eastAsia="Times New Roman" w:hAnsi="Times New Roman"/>
+          <w:b w:val="1"/>
+          <w:bCs w:val="1"/>
           <w:i w:val="0"/>
           <w:iCs w:val="0"/>
           <w:smallCaps w:val="0"/>
@@ -2123,25 +2148,25 @@
         <w:jc w:val="left"/>
         <w:rPr>
           <w:rFonts w:ascii="Times New Roman" w:cs="Times New Roman" w:eastAsia="Times New Roman" w:hAnsi="Times New Roman"/>
-          <w:b w:val="0"/>
-          <w:bCs w:val="0"/>
-          <w:i w:val="0"/>
-          <w:iCs w:val="0"/>
-          <w:smallCaps w:val="0"/>
-          <w:strike w:val="0"/>
-          <w:color w:val="000000"/>
-          <w:sz w:val="24"/>
-          <w:szCs w:val="24"/>
-          <w:u w:val="none"/>
-          <w:shd w:fill="auto" w:val="clear"/>
-          <w:vertAlign w:val="baseline"/>
-        </w:rPr>
-      </w:pPr>
-      <w:r>
-        <w:rPr>
-          <w:rFonts w:ascii="Times New Roman" w:cs="Times New Roman" w:eastAsia="Times New Roman" w:hAnsi="Times New Roman"/>
-          <w:b w:val="0"/>
-          <w:bCs w:val="0"/>
+          <w:b w:val="1"/>
+          <w:bCs w:val="1"/>
+          <w:i w:val="0"/>
+          <w:iCs w:val="0"/>
+          <w:smallCaps w:val="0"/>
+          <w:strike w:val="0"/>
+          <w:color w:val="000000"/>
+          <w:sz w:val="24"/>
+          <w:szCs w:val="24"/>
+          <w:u w:val="none"/>
+          <w:shd w:fill="auto" w:val="clear"/>
+          <w:vertAlign w:val="baseline"/>
+        </w:rPr>
+      </w:pPr>
+      <w:r>
+        <w:rPr>
+          <w:rFonts w:ascii="Times New Roman" w:cs="Times New Roman" w:eastAsia="Times New Roman" w:hAnsi="Times New Roman"/>
+          <w:b w:val="1"/>
+          <w:bCs w:val="1"/>
           <w:i w:val="0"/>
           <w:iCs w:val="0"/>
           <w:smallCaps w:val="0"/>
